--- a/assets/legal-templates/anti-harassment-intimidation-and-bullying-policy-and-procedure.docx
+++ b/assets/legal-templates/anti-harassment-intimidation-and-bullying-policy-and-procedure.docx
@@ -911,7 +911,7 @@
                 <w:sz w:val="17"/>
                 <w:szCs w:val="17"/>
               </w:rPr>
-              <w:t xml:space="preserve">Code of Conduct · Safeguarding Policy and Procedure · Whistleblowing Policy and Procedure · Independent Contact Role Note · Equality, Diversity and Inclusion Policy · Social Media and Communications Policy · Data Protection Policy · Employment Contract · Volunteer Agreement</w:t>
+              <w:t xml:space="preserve">Code of Conduct · Safeguarding Policy and Procedure · Whistleblowing Policy and Procedure · Independent Contact Role Note · Equality, Diversity and Inclusion Policy · Social Media and Communications Policy · Data Protection Policy · Employment Contract · Volunteer Agreement · Disciplinary and Grievance Procedure</w:t>
             </w:r>
           </w:p>
         </w:tc>
@@ -6306,7 +6306,7 @@
                 <w:sz w:val="15"/>
                 <w:szCs w:val="15"/>
               </w:rPr>
-              <w:t xml:space="preserve">ADAPT THIS · INVESTIGATIONS AND YOUR DISCIPLINARY PROCEDURE</w:t>
+              <w:t xml:space="preserve">ADAPT THIS · INVESTIGATIONS AND YOUR DISCIPLINARY AND GRIEVANCE PROCEDURE</w:t>
             </w:r>
           </w:p>
           <w:p>
@@ -6320,7 +6320,7 @@
                 <w:sz w:val="19"/>
                 <w:szCs w:val="19"/>
               </w:rPr>
-              <w:t xml:space="preserve">Check your employment law. In many countries, an employer must follow a set process before a warning or dismissal: written notice of the allegation, a hearing, the right to be accompanied, and a written decision. In the United Kingdom, for example, workers have a legal right to be accompanied at disciplinary and grievance hearings. Make sure this section matches your employment contracts and disciplinary procedure. Budget for an external investigator: ask a local employment lawyer, HR consultancy or a peer organisation for names before you need one.</w:t>
+              <w:t xml:space="preserve">Check your employment law. In many countries, an employer must follow a set process before a warning or dismissal: written notice of the allegation, a hearing, the right to be accompanied, and a written decision. In the United Kingdom, for example, workers have a legal right to be accompanied at disciplinary and grievance hearings. Make sure this section matches your employment contracts and Disciplinary and Grievance Procedure. Budget for an external investigator: ask a local employment lawyer, HR consultancy or a peer organisation for names before you need one.</w:t>
             </w:r>
           </w:p>
         </w:tc>
@@ -6434,7 +6434,7 @@
           <w:sz w:val="20"/>
           <w:szCs w:val="20"/>
         </w:rPr>
-        <w:t xml:space="preserve">dismissal, or ending a volunteer role, board membership, contract or partnership, following our disciplinary procedure and the law;</w:t>
+        <w:t xml:space="preserve">dismissal, or ending a volunteer role, board membership, contract or partnership, following our Disciplinary and Grievance Procedure and the law;</w:t>
       </w:r>
     </w:p>
     <w:p>
@@ -7759,6 +7759,25 @@
           <w:highlight w:val="yellow"/>
         </w:rPr>
         <w:t xml:space="preserve">[Your disciplinary and grievance procedure]</w:t>
+      </w:r>
+    </w:p>
+    <w:p>
+      <w:pPr>
+        <w:pStyle w:val="ListParagraph"/>
+        <w:numPr>
+          <w:ilvl w:val="0"/>
+          <w:numId w:val="3"/>
+        </w:numPr>
+        <w:spacing w:after="80" w:line="290"/>
+      </w:pPr>
+      <w:r>
+        <w:rPr>
+          <w:rFonts w:ascii="Nunito Sans" w:cs="Nunito Sans" w:eastAsia="Nunito Sans" w:hAnsi="Nunito Sans"/>
+          <w:color w:val="102E3B"/>
+          <w:sz w:val="20"/>
+          <w:szCs w:val="20"/>
+        </w:rPr>
+        <w:t xml:space="preserve">Disciplinary and Grievance Procedure</w:t>
       </w:r>
     </w:p>
     <w:p>

--- a/assets/legal-templates/anti-harassment-intimidation-and-bullying-policy-and-procedure.docx
+++ b/assets/legal-templates/anti-harassment-intimidation-and-bullying-policy-and-procedure.docx
@@ -74,7 +74,7 @@
     </w:p>
     <w:p>
       <w:pPr>
-        <w:spacing w:after="300"/>
+        <w:spacing w:after="360" w:line="360" w:lineRule="atLeast"/>
       </w:pPr>
       <w:r>
         <w:rPr>
@@ -91,7 +91,7 @@
     </w:p>
     <w:p>
       <w:pPr>
-        <w:spacing w:after="280" w:before="240" w:line="260"/>
+        <w:spacing w:after="280" w:before="120" w:line="920" w:lineRule="atLeast"/>
       </w:pPr>
       <w:r>
         <w:rPr>
@@ -9598,7 +9598,7 @@
         <w:sz w:val="14"/>
         <w:szCs w:val="14"/>
       </w:rPr>
-      <w:t xml:space="preserve">  |  Anti-Harassment, Intimidation and Bullying Policy and Procedure  |  Version [1.0]  |  From a Method into Impact template</w:t>
+      <w:t xml:space="preserve">  |  Anti-Harassment, Intimidation and Bullying Policy and Procedure  |  Version [1.0]  |  Method into Impact template, edition 2026-10</w:t>
     </w:r>
     <w:r>
       <w:rPr>

--- a/assets/legal-templates/anti-harassment-intimidation-and-bullying-policy-and-procedure.docx
+++ b/assets/legal-templates/anti-harassment-intimidation-and-bullying-policy-and-procedure.docx
@@ -1106,7 +1106,7 @@
                 <w:sz w:val="16"/>
                 <w:szCs w:val="16"/>
               </w:rPr>
-              <w:t xml:space="preserve">This is a template, not legal advice. It is a general starting point written for small purpose-led organisations working in different countries. Laws, regulators and funders differ, and they change. Method into Impact does not guarantee that this template is complete, current or suitable for your circumstances, and using it does not create an adviser–client relationship. You are responsible for adapting it, getting local advice and approving the final version. Licensed for use within one organisation; please do not resell or republish it.</w:t>
+              <w:t xml:space="preserve">This is a template, not legal advice. It is a general starting point written for small purpose-led organisations and entrepreneurs working in different countries. Laws, regulators and funders differ, and they change. Method into Impact does not guarantee that this template is complete, current or suitable for your circumstances, and using it does not create an adviser–client relationship. You are responsible for adapting it, getting local advice and approving the final version. Licensed for use within one organisation; please do not resell or republish it.</w:t>
             </w:r>
           </w:p>
         </w:tc>
